--- a/group4-manufacturing/Group4-Project-Brief.docx
+++ b/group4-manufacturing/Group4-Project-Brief.docx
@@ -1154,7 +1154,7 @@
           <w:sz w:val="22"/>
           <w:szCs w:val="22"/>
         </w:rPr>
-        <w:t>GET /oee/L-03?date= returns the values in expected-oee-l03.csv for all three days - on 15 Sep: availability 0.9063 / performance 0.9195 / quality 0.9875 / OEE 0.8229 (round HALF-UP to 4 dp; round the product, not the rounded factors)</w:t>
+        <w:t>GET /oee/L-03?date= returns the values in expected-oee-l03.csv for all three days - on 15 Sep: availability 0.9063 / performance 0.9195 / quality 0.9875 / OEE 0.8229</w:t>
       </w:r>
     </w:p>
     <w:p>

--- a/group4-manufacturing/Group4-Project-Brief.docx
+++ b/group4-manufacturing/Group4-Project-Brief.docx
@@ -1212,6 +1212,25 @@
           <w:szCs w:val="22"/>
         </w:rPr>
         <w:t xml:space="preserve">Property tests: every OEE factor and total always in [0,1]; every reading in exactly one production day</w:t>
+      </w:r>
+    </w:p>
+    <w:p>
+      <w:pPr>
+        <w:pStyle w:val="ListParagraph"/>
+        <w:numPr>
+          <w:ilvl w:val="0"/>
+          <w:numId w:val="2"/>
+        </w:numPr>
+        <w:spacing w:after="70" w:line="264"/>
+      </w:pPr>
+      <w:r>
+        <w:rPr>
+          <w:rFonts w:ascii="Calibri" w:cs="Calibri" w:eastAsia="Calibri" w:hAnsi="Calibri"/>
+          <w:color w:val="333333"/>
+          <w:sz w:val="22"/>
+          <w:szCs w:val="22"/>
+        </w:rPr>
+        <w:t>The dashboard is back: one page showing every line for a chosen production day. Open it on the maintenance day - that line reads n/a and every other line still displays, which is what INC-1042 actually asked for</w:t>
       </w:r>
     </w:p>
     <w:p>

--- a/group4-manufacturing/Group4-Project-Brief.docx
+++ b/group4-manufacturing/Group4-Project-Brief.docx
@@ -1230,7 +1230,7 @@
           <w:sz w:val="22"/>
           <w:szCs w:val="22"/>
         </w:rPr>
-        <w:t>The dashboard is back: one page showing every line for a chosen production day. Open it on the maintenance day - that line reads n/a and every other line still displays, which is what INC-1042 actually asked for</w:t>
+        <w:t>The dashboard is back: one page showing every line for a chosen production day. Open it on the maintenance day - that line reads n/a and every other line still displays, which is what INC-1042 actually asked for. The page needs every line for one day and the endpoint answers for one line - calling it once per line is fine, and adding an endpoint that answers for all of them is also fine if you record why</w:t>
       </w:r>
     </w:p>
     <w:p>
